--- a/Wire Shark 2.docx
+++ b/Wire Shark 2.docx
@@ -77,8 +77,10 @@
           <w:szCs w:val="48"/>
           <w:lang w:val="en-US"/>
         </w:rPr>
-        <w:t>25</w:t>
-      </w:r>
+        <w:t>30</w:t>
+      </w:r>
+      <w:bookmarkStart w:id="0" w:name="_GoBack"/>
+      <w:bookmarkEnd w:id="0"/>
     </w:p>
     <w:p>
       <w:pPr>
@@ -111,10 +113,8 @@
           <w:szCs w:val="48"/>
           <w:lang w:val="en-US"/>
         </w:rPr>
-        <w:t>Lubaba khalid</w:t>
-      </w:r>
-      <w:bookmarkStart w:id="0" w:name="_GoBack"/>
-      <w:bookmarkEnd w:id="0"/>
+        <w:t>Sidra Siddique</w:t>
+      </w:r>
     </w:p>
     <w:p>
       <w:pPr>
